--- a/templates/FGPC-012-03-delivery-confirmation-en.docx
+++ b/templates/FGPC-012-03-delivery-confirmation-en.docx
@@ -4,6 +4,9 @@
   <w:body>
     <w:p>
       <w:pPr>
+        <w:pStyle w:val="Title"/>
+        <w:keepNext/>
+        <w:spacing w:before="40" w:after="320" w:line="276" w:lineRule="auto"/>
         <w:jc w:val="center"/>
         <w:rPr>
           <w:b/>
@@ -14,7 +17,9 @@
       </w:pPr>
       <w:r>
         <w:rPr>
+          <w:rFonts w:ascii="Malgun Gothic" w:hAnsi="Malgun Gothic" w:eastAsia="Malgun Gothic"/>
           <w:b/>
+          <w:color w:val="000000"/>
           <w:sz w:val="40"/>
           <w:szCs w:val="36"/>
           <w:lang w:eastAsia="ko-KR"/>
@@ -24,6 +29,7 @@
     </w:p>
     <w:p>
       <w:pPr>
+        <w:spacing w:before="40" w:after="60" w:line="276" w:lineRule="auto"/>
         <w:rPr>
           <w:lang w:eastAsia="ko-KR"/>
         </w:rPr>
@@ -31,6 +37,7 @@
     </w:p>
     <w:p>
       <w:pPr>
+        <w:spacing w:before="40" w:after="60" w:line="276" w:lineRule="auto"/>
         <w:rPr>
           <w:lang w:eastAsia="ko-KR"/>
         </w:rPr>
@@ -43,6 +50,20 @@
         <w:jc w:val="center"/>
         <w:tblLayout w:type="fixed"/>
         <w:tblLook w:val="04A0" w:firstRow="1" w:lastRow="0" w:firstColumn="1" w:lastColumn="0" w:noHBand="0" w:noVBand="1"/>
+        <w:tblBorders>
+          <w:top w:val="single" w:sz="4" w:color="D9D9D9"/>
+          <w:left w:val="single" w:sz="4" w:color="D9D9D9"/>
+          <w:bottom w:val="single" w:sz="4" w:color="D9D9D9"/>
+          <w:right w:val="single" w:sz="4" w:color="D9D9D9"/>
+          <w:insideH w:val="single" w:sz="4" w:color="D9D9D9"/>
+          <w:insideV w:val="single" w:sz="4" w:color="D9D9D9"/>
+        </w:tblBorders>
+        <w:tblCellMar>
+          <w:top w:w="75" w:type="dxa"/>
+          <w:bottom w:w="75" w:type="dxa"/>
+          <w:left w:w="100" w:type="dxa"/>
+          <w:right w:w="100" w:type="dxa"/>
+        </w:tblCellMar>
       </w:tblPr>
       <w:tblGrid>
         <w:gridCol w:w="1838"/>
@@ -55,8 +76,8 @@
       </w:tblGrid>
       <w:tr>
         <w:trPr>
-          <w:trHeight w:val="334"/>
           <w:jc w:val="center"/>
+          <w:cantSplit/>
         </w:trPr>
         <w:tc>
           <w:tcPr>
@@ -64,11 +85,12 @@
             <w:tcBorders>
               <w:left w:val="single" w:sz="4" w:space="0" w:color="auto"/>
             </w:tcBorders>
-            <w:shd w:val="clear" w:color="auto" w:fill="D9D9D9" w:themeFill="background1" w:themeFillShade="D9"/>
+            <w:shd w:val="clear" w:color="auto" w:fill="F2F4F7" w:themeFill="background1" w:themeFillShade="D9"/>
             <w:vAlign w:val="center"/>
           </w:tcPr>
           <w:p>
             <w:pPr>
+              <w:spacing w:before="40" w:after="60" w:line="276" w:lineRule="auto"/>
               <w:rPr>
                 <w:b/>
                 <w:sz w:val="20"/>
@@ -77,16 +99,20 @@
             </w:pPr>
             <w:r>
               <w:rPr>
+                <w:rFonts w:ascii="Malgun Gothic" w:hAnsi="Malgun Gothic" w:eastAsia="Malgun Gothic"/>
                 <w:b/>
-                <w:sz w:val="20"/>
+                <w:color w:val="000000"/>
+                <w:sz w:val="22"/>
                 <w:szCs w:val="28"/>
               </w:rPr>
               <w:t>N</w:t>
             </w:r>
             <w:r>
               <w:rPr>
+                <w:rFonts w:ascii="Malgun Gothic" w:hAnsi="Malgun Gothic" w:eastAsia="Malgun Gothic"/>
                 <w:b/>
-                <w:sz w:val="20"/>
+                <w:color w:val="000000"/>
+                <w:sz w:val="22"/>
                 <w:szCs w:val="28"/>
               </w:rPr>
               <w:t>ame</w:t>
@@ -103,7 +129,15 @@
             <w:vAlign w:val="center"/>
           </w:tcPr>
           <w:p>
+            <w:pPr>
+              <w:spacing w:before="40" w:after="60" w:line="276" w:lineRule="auto"/>
+            </w:pPr>
             <w:r>
+              <w:rPr>
+                <w:rFonts w:ascii="Malgun Gothic" w:hAnsi="Malgun Gothic" w:eastAsia="Malgun Gothic"/>
+                <w:color w:val="000000"/>
+                <w:sz w:val="22"/>
+              </w:rPr>
               <w:t>{{candidateName}}</w:t>
             </w:r>
           </w:p>
@@ -111,8 +145,8 @@
       </w:tr>
       <w:tr>
         <w:trPr>
-          <w:trHeight w:val="334"/>
           <w:jc w:val="center"/>
+          <w:cantSplit/>
         </w:trPr>
         <w:tc>
           <w:tcPr>
@@ -120,11 +154,12 @@
             <w:tcBorders>
               <w:left w:val="single" w:sz="4" w:space="0" w:color="auto"/>
             </w:tcBorders>
-            <w:shd w:val="clear" w:color="auto" w:fill="D9D9D9" w:themeFill="background1" w:themeFillShade="D9"/>
+            <w:shd w:val="clear" w:color="auto" w:fill="F2F4F7" w:themeFill="background1" w:themeFillShade="D9"/>
             <w:vAlign w:val="center"/>
           </w:tcPr>
           <w:p>
             <w:pPr>
+              <w:spacing w:before="40" w:after="60" w:line="276" w:lineRule="auto"/>
               <w:rPr>
                 <w:b/>
                 <w:sz w:val="20"/>
@@ -133,8 +168,10 @@
             </w:pPr>
             <w:r>
               <w:rPr>
+                <w:rFonts w:ascii="Malgun Gothic" w:hAnsi="Malgun Gothic" w:eastAsia="Malgun Gothic"/>
                 <w:b/>
-                <w:sz w:val="20"/>
+                <w:color w:val="000000"/>
+                <w:sz w:val="22"/>
                 <w:szCs w:val="28"/>
               </w:rPr>
               <w:t>Standard</w:t>
@@ -151,7 +188,15 @@
             <w:vAlign w:val="center"/>
           </w:tcPr>
           <w:p>
+            <w:pPr>
+              <w:spacing w:before="40" w:after="60" w:line="276" w:lineRule="auto"/>
+            </w:pPr>
             <w:r>
+              <w:rPr>
+                <w:rFonts w:ascii="Malgun Gothic" w:hAnsi="Malgun Gothic" w:eastAsia="Malgun Gothic"/>
+                <w:color w:val="000000"/>
+                <w:sz w:val="22"/>
+              </w:rPr>
               <w:t>{{standard}}</w:t>
             </w:r>
           </w:p>
@@ -159,8 +204,8 @@
       </w:tr>
       <w:tr>
         <w:trPr>
-          <w:trHeight w:val="334"/>
           <w:jc w:val="center"/>
+          <w:cantSplit/>
         </w:trPr>
         <w:tc>
           <w:tcPr>
@@ -169,11 +214,12 @@
               <w:left w:val="single" w:sz="4" w:space="0" w:color="auto"/>
               <w:bottom w:val="single" w:sz="4" w:space="0" w:color="000000" w:themeColor="text1"/>
             </w:tcBorders>
-            <w:shd w:val="clear" w:color="auto" w:fill="D9D9D9" w:themeFill="background1" w:themeFillShade="D9"/>
+            <w:shd w:val="clear" w:color="auto" w:fill="F2F4F7" w:themeFill="background1" w:themeFillShade="D9"/>
             <w:vAlign w:val="center"/>
           </w:tcPr>
           <w:p>
             <w:pPr>
+              <w:spacing w:before="40" w:after="60" w:line="276" w:lineRule="auto"/>
               <w:rPr>
                 <w:b/>
                 <w:sz w:val="20"/>
@@ -182,8 +228,10 @@
             </w:pPr>
             <w:r>
               <w:rPr>
+                <w:rFonts w:ascii="Malgun Gothic" w:hAnsi="Malgun Gothic" w:eastAsia="Malgun Gothic"/>
                 <w:b/>
-                <w:sz w:val="20"/>
+                <w:color w:val="000000"/>
+                <w:sz w:val="22"/>
                 <w:szCs w:val="28"/>
               </w:rPr>
               <w:t>Grade</w:t>
@@ -201,7 +249,15 @@
             <w:vAlign w:val="center"/>
           </w:tcPr>
           <w:p>
+            <w:pPr>
+              <w:spacing w:before="40" w:after="60" w:line="276" w:lineRule="auto"/>
+            </w:pPr>
             <w:r>
+              <w:rPr>
+                <w:rFonts w:ascii="Malgun Gothic" w:hAnsi="Malgun Gothic" w:eastAsia="Malgun Gothic"/>
+                <w:color w:val="000000"/>
+                <w:sz w:val="22"/>
+              </w:rPr>
               <w:t>{{grade}}</w:t>
             </w:r>
           </w:p>
@@ -209,8 +265,8 @@
       </w:tr>
       <w:tr>
         <w:trPr>
-          <w:trHeight w:val="334"/>
           <w:jc w:val="center"/>
+          <w:cantSplit/>
         </w:trPr>
         <w:tc>
           <w:tcPr>
@@ -219,11 +275,12 @@
               <w:left w:val="single" w:sz="4" w:space="0" w:color="auto"/>
               <w:bottom w:val="single" w:sz="4" w:space="0" w:color="000000" w:themeColor="text1"/>
             </w:tcBorders>
-            <w:shd w:val="clear" w:color="auto" w:fill="D9D9D9" w:themeFill="background1" w:themeFillShade="D9"/>
+            <w:shd w:val="clear" w:color="auto" w:fill="F2F4F7" w:themeFill="background1" w:themeFillShade="D9"/>
             <w:vAlign w:val="center"/>
           </w:tcPr>
           <w:p>
             <w:pPr>
+              <w:spacing w:before="40" w:after="60" w:line="276" w:lineRule="auto"/>
               <w:rPr>
                 <w:b/>
                 <w:sz w:val="20"/>
@@ -232,16 +289,20 @@
             </w:pPr>
             <w:r>
               <w:rPr>
+                <w:rFonts w:ascii="Malgun Gothic" w:hAnsi="Malgun Gothic" w:eastAsia="Malgun Gothic"/>
                 <w:b/>
-                <w:sz w:val="20"/>
+                <w:color w:val="000000"/>
+                <w:sz w:val="22"/>
                 <w:szCs w:val="28"/>
               </w:rPr>
               <w:t xml:space="preserve">Registration </w:t>
             </w:r>
             <w:r>
               <w:rPr>
+                <w:rFonts w:ascii="Malgun Gothic" w:hAnsi="Malgun Gothic" w:eastAsia="Malgun Gothic"/>
                 <w:b/>
-                <w:sz w:val="20"/>
+                <w:color w:val="000000"/>
+                <w:sz w:val="22"/>
                 <w:szCs w:val="28"/>
               </w:rPr>
               <w:t>No.</w:t>
@@ -259,7 +320,15 @@
             <w:vAlign w:val="center"/>
           </w:tcPr>
           <w:p>
+            <w:pPr>
+              <w:spacing w:before="40" w:after="60" w:line="276" w:lineRule="auto"/>
+            </w:pPr>
             <w:r>
+              <w:rPr>
+                <w:rFonts w:ascii="Malgun Gothic" w:hAnsi="Malgun Gothic" w:eastAsia="Malgun Gothic"/>
+                <w:color w:val="000000"/>
+                <w:sz w:val="22"/>
+              </w:rPr>
               <w:t>{{jobNo}}</w:t>
             </w:r>
           </w:p>
@@ -267,8 +336,8 @@
       </w:tr>
       <w:tr>
         <w:trPr>
-          <w:trHeight w:val="334"/>
           <w:jc w:val="center"/>
+          <w:cantSplit/>
         </w:trPr>
         <w:tc>
           <w:tcPr>
@@ -277,11 +346,12 @@
               <w:left w:val="single" w:sz="4" w:space="0" w:color="auto"/>
               <w:bottom w:val="single" w:sz="4" w:space="0" w:color="000000" w:themeColor="text1"/>
             </w:tcBorders>
-            <w:shd w:val="clear" w:color="auto" w:fill="D9D9D9" w:themeFill="background1" w:themeFillShade="D9"/>
+            <w:shd w:val="clear" w:color="auto" w:fill="F2F4F7" w:themeFill="background1" w:themeFillShade="D9"/>
             <w:vAlign w:val="center"/>
           </w:tcPr>
           <w:p>
             <w:pPr>
+              <w:spacing w:before="40" w:after="60" w:line="276" w:lineRule="auto"/>
               <w:rPr>
                 <w:b/>
                 <w:sz w:val="20"/>
@@ -291,8 +361,10 @@
             </w:pPr>
             <w:r>
               <w:rPr>
+                <w:rFonts w:ascii="Malgun Gothic" w:hAnsi="Malgun Gothic" w:eastAsia="Malgun Gothic"/>
                 <w:b/>
-                <w:sz w:val="20"/>
+                <w:color w:val="000000"/>
+                <w:sz w:val="22"/>
                 <w:szCs w:val="28"/>
                 <w:lang w:eastAsia="ko-KR"/>
               </w:rPr>
@@ -311,7 +383,15 @@
             <w:vAlign w:val="center"/>
           </w:tcPr>
           <w:p>
+            <w:pPr>
+              <w:spacing w:before="40" w:after="60" w:line="276" w:lineRule="auto"/>
+            </w:pPr>
             <w:r>
+              <w:rPr>
+                <w:rFonts w:ascii="Malgun Gothic" w:hAnsi="Malgun Gothic" w:eastAsia="Malgun Gothic"/>
+                <w:color w:val="000000"/>
+                <w:sz w:val="22"/>
+              </w:rPr>
               <w:t>{{certificationNo}}</w:t>
             </w:r>
           </w:p>
@@ -319,8 +399,8 @@
       </w:tr>
       <w:tr>
         <w:trPr>
-          <w:trHeight w:val="571"/>
           <w:jc w:val="center"/>
+          <w:cantSplit/>
         </w:trPr>
         <w:tc>
           <w:tcPr>
@@ -335,6 +415,7 @@
           </w:tcPr>
           <w:p>
             <w:pPr>
+              <w:spacing w:before="40" w:after="60" w:line="276" w:lineRule="auto"/>
               <w:rPr>
                 <w:b/>
                 <w:szCs w:val="28"/>
@@ -355,6 +436,7 @@
           </w:tcPr>
           <w:p>
             <w:pPr>
+              <w:spacing w:before="40" w:after="60" w:line="276" w:lineRule="auto"/>
               <w:rPr>
                 <w:b/>
                 <w:szCs w:val="28"/>
@@ -371,9 +453,11 @@
               <w:bottom w:val="single" w:sz="4" w:space="0" w:color="000000" w:themeColor="text1"/>
               <w:right w:val="nil"/>
             </w:tcBorders>
+            <w:vAlign w:val="center"/>
           </w:tcPr>
           <w:p>
             <w:pPr>
+              <w:spacing w:before="40" w:after="60" w:line="276" w:lineRule="auto"/>
               <w:rPr>
                 <w:szCs w:val="28"/>
               </w:rPr>
@@ -389,9 +473,11 @@
               <w:bottom w:val="single" w:sz="4" w:space="0" w:color="000000" w:themeColor="text1"/>
               <w:right w:val="nil"/>
             </w:tcBorders>
+            <w:vAlign w:val="center"/>
           </w:tcPr>
           <w:p>
             <w:pPr>
+              <w:spacing w:before="40" w:after="60" w:line="276" w:lineRule="auto"/>
               <w:rPr>
                 <w:szCs w:val="28"/>
               </w:rPr>
@@ -407,9 +493,11 @@
               <w:bottom w:val="single" w:sz="4" w:space="0" w:color="000000" w:themeColor="text1"/>
               <w:right w:val="nil"/>
             </w:tcBorders>
+            <w:vAlign w:val="center"/>
           </w:tcPr>
           <w:p>
             <w:pPr>
+              <w:spacing w:before="40" w:after="60" w:line="276" w:lineRule="auto"/>
               <w:rPr>
                 <w:szCs w:val="28"/>
               </w:rPr>
@@ -425,9 +513,11 @@
               <w:bottom w:val="single" w:sz="4" w:space="0" w:color="000000" w:themeColor="text1"/>
               <w:right w:val="nil"/>
             </w:tcBorders>
+            <w:vAlign w:val="center"/>
           </w:tcPr>
           <w:p>
             <w:pPr>
+              <w:spacing w:before="40" w:after="60" w:line="276" w:lineRule="auto"/>
               <w:rPr>
                 <w:szCs w:val="28"/>
               </w:rPr>
@@ -443,9 +533,11 @@
               <w:bottom w:val="single" w:sz="4" w:space="0" w:color="000000" w:themeColor="text1"/>
               <w:right w:val="nil"/>
             </w:tcBorders>
+            <w:vAlign w:val="center"/>
           </w:tcPr>
           <w:p>
             <w:pPr>
+              <w:spacing w:before="40" w:after="60" w:line="276" w:lineRule="auto"/>
               <w:rPr>
                 <w:szCs w:val="28"/>
               </w:rPr>
@@ -455,8 +547,8 @@
       </w:tr>
       <w:tr>
         <w:trPr>
-          <w:trHeight w:val="401"/>
           <w:jc w:val="center"/>
+          <w:cantSplit/>
         </w:trPr>
         <w:tc>
           <w:tcPr>
@@ -469,6 +561,7 @@
           </w:tcPr>
           <w:p>
             <w:pPr>
+              <w:spacing w:before="40" w:after="60" w:line="276" w:lineRule="auto"/>
               <w:jc w:val="center"/>
               <w:rPr>
                 <w:sz w:val="20"/>
@@ -477,7 +570,9 @@
             </w:pPr>
             <w:r>
               <w:rPr>
-                <w:sz w:val="20"/>
+                <w:rFonts w:ascii="Malgun Gothic" w:hAnsi="Malgun Gothic" w:eastAsia="Malgun Gothic"/>
+                <w:color w:val="000000"/>
+                <w:sz w:val="22"/>
                 <w:lang w:val="en-GB"/>
               </w:rPr>
               <w:t>Form</w:t>
@@ -495,6 +590,7 @@
           </w:tcPr>
           <w:p>
             <w:pPr>
+              <w:spacing w:before="40" w:after="60" w:line="276" w:lineRule="auto"/>
               <w:jc w:val="center"/>
               <w:rPr>
                 <w:sz w:val="20"/>
@@ -503,7 +599,9 @@
             </w:pPr>
             <w:r>
               <w:rPr>
-                <w:sz w:val="20"/>
+                <w:rFonts w:ascii="Malgun Gothic" w:hAnsi="Malgun Gothic" w:eastAsia="Malgun Gothic"/>
+                <w:color w:val="000000"/>
+                <w:sz w:val="22"/>
                 <w:lang w:val="en-GB"/>
               </w:rPr>
               <w:t>Document</w:t>
@@ -521,6 +619,7 @@
           </w:tcPr>
           <w:p>
             <w:pPr>
+              <w:spacing w:before="40" w:after="60" w:line="276" w:lineRule="auto"/>
               <w:jc w:val="center"/>
               <w:rPr>
                 <w:sz w:val="20"/>
@@ -540,6 +639,7 @@
           </w:tcPr>
           <w:p>
             <w:pPr>
+              <w:spacing w:before="40" w:after="60" w:line="276" w:lineRule="auto"/>
               <w:jc w:val="center"/>
               <w:rPr>
                 <w:rFonts w:hint="eastAsia"/>
@@ -550,7 +650,9 @@
             </w:pPr>
             <w:r>
               <w:rPr>
-                <w:sz w:val="20"/>
+                <w:rFonts w:ascii="Malgun Gothic" w:hAnsi="Malgun Gothic" w:eastAsia="Malgun Gothic"/>
+                <w:color w:val="000000"/>
+                <w:sz w:val="22"/>
                 <w:szCs w:val="28"/>
               </w:rPr>
               <w:t>Date</w:t>
@@ -569,6 +671,7 @@
           </w:tcPr>
           <w:p>
             <w:pPr>
+              <w:spacing w:before="40" w:after="60" w:line="276" w:lineRule="auto"/>
               <w:jc w:val="center"/>
               <w:rPr>
                 <w:sz w:val="20"/>
@@ -577,7 +680,9 @@
             </w:pPr>
             <w:r>
               <w:rPr>
-                <w:sz w:val="20"/>
+                <w:rFonts w:ascii="Malgun Gothic" w:hAnsi="Malgun Gothic" w:eastAsia="Malgun Gothic"/>
+                <w:color w:val="000000"/>
+                <w:sz w:val="22"/>
                 <w:szCs w:val="28"/>
               </w:rPr>
               <w:t>Comment</w:t>
@@ -587,13 +692,13 @@
       </w:tr>
       <w:tr>
         <w:trPr>
-          <w:trHeight w:val="364"/>
           <w:jc w:val="center"/>
+          <w:cantSplit/>
         </w:trPr>
         <w:tc>
           <w:tcPr>
             <w:tcW w:w="1838" w:type="dxa"/>
-            <w:shd w:val="clear" w:color="auto" w:fill="D9D9D9" w:themeFill="background1" w:themeFillShade="D9"/>
+            <w:shd w:val="clear" w:color="auto" w:fill="F2F4F7" w:themeFill="background1" w:themeFillShade="D9"/>
             <w:tcMar>
               <w:left w:w="57" w:type="dxa"/>
               <w:right w:w="57" w:type="dxa"/>
@@ -602,6 +707,7 @@
           </w:tcPr>
           <w:p>
             <w:pPr>
+              <w:spacing w:before="40" w:after="60" w:line="276" w:lineRule="auto"/>
               <w:jc w:val="center"/>
               <w:rPr>
                 <w:rFonts w:eastAsia="맑은 고딕"/>
@@ -612,27 +718,27 @@
             </w:pPr>
             <w:r>
               <w:rPr>
-                <w:rFonts w:eastAsia="맑은 고딕"/>
+                <w:rFonts w:eastAsia="Malgun Gothic" w:ascii="Malgun Gothic" w:hAnsi="Malgun Gothic"/>
                 <w:color w:val="000000"/>
-                <w:sz w:val="16"/>
+                <w:sz w:val="22"/>
                 <w:szCs w:val="16"/>
               </w:rPr>
               <w:t>FGPC</w:t>
             </w:r>
             <w:r>
               <w:rPr>
-                <w:rFonts w:eastAsia="맑은 고딕"/>
+                <w:rFonts w:eastAsia="Malgun Gothic" w:ascii="Malgun Gothic" w:hAnsi="Malgun Gothic"/>
                 <w:color w:val="000000"/>
-                <w:sz w:val="16"/>
+                <w:sz w:val="22"/>
                 <w:szCs w:val="16"/>
               </w:rPr>
               <w:t>-008</w:t>
             </w:r>
             <w:r>
               <w:rPr>
-                <w:rFonts w:eastAsia="맑은 고딕"/>
+                <w:rFonts w:eastAsia="Malgun Gothic" w:ascii="Malgun Gothic" w:hAnsi="Malgun Gothic"/>
                 <w:color w:val="000000"/>
-                <w:sz w:val="16"/>
+                <w:sz w:val="22"/>
                 <w:szCs w:val="16"/>
               </w:rPr>
               <w:t xml:space="preserve">-01 </w:t>
@@ -647,6 +753,7 @@
           </w:tcPr>
           <w:p>
             <w:pPr>
+              <w:spacing w:before="40" w:after="60" w:line="276" w:lineRule="auto"/>
               <w:rPr>
                 <w:rFonts w:eastAsia="맑은 고딕"/>
                 <w:color w:val="000000"/>
@@ -656,9 +763,9 @@
             </w:pPr>
             <w:r>
               <w:rPr>
-                <w:rFonts w:eastAsia="맑은 고딕"/>
+                <w:rFonts w:eastAsia="Malgun Gothic" w:ascii="Malgun Gothic" w:hAnsi="Malgun Gothic"/>
                 <w:color w:val="000000"/>
-                <w:sz w:val="16"/>
+                <w:sz w:val="22"/>
                 <w:szCs w:val="16"/>
               </w:rPr>
               <w:t>Application Form</w:t>
@@ -686,6 +793,7 @@
               </w:tcPr>
               <w:p>
                 <w:pPr>
+                  <w:spacing w:before="40" w:after="60" w:line="276" w:lineRule="auto"/>
                   <w:rPr>
                     <w:sz w:val="16"/>
                     <w:szCs w:val="16"/>
@@ -693,8 +801,9 @@
                 </w:pPr>
                 <w:r>
                   <w:rPr>
-                    <w:rFonts w:ascii="MS Gothic" w:eastAsia="MS Gothic" w:hAnsi="MS Gothic" w:hint="eastAsia"/>
-                    <w:sz w:val="16"/>
+                    <w:rFonts w:ascii="Malgun Gothic" w:eastAsia="Malgun Gothic" w:hAnsi="Malgun Gothic" w:hint="eastAsia"/>
+                    <w:color w:val="000000"/>
+                    <w:sz w:val="22"/>
                     <w:szCs w:val="16"/>
                   </w:rPr>
                   <w:t>☐</w:t>
@@ -709,7 +818,15 @@
             <w:vAlign w:val="center"/>
           </w:tcPr>
           <w:p>
+            <w:pPr>
+              <w:spacing w:before="40" w:after="60" w:line="276" w:lineRule="auto"/>
+            </w:pPr>
             <w:r>
+              <w:rPr>
+                <w:rFonts w:ascii="Malgun Gothic" w:hAnsi="Malgun Gothic" w:eastAsia="Malgun Gothic"/>
+                <w:color w:val="000000"/>
+                <w:sz w:val="22"/>
+              </w:rPr>
               <w:t>{{applicationMark}}</w:t>
             </w:r>
           </w:p>
@@ -721,7 +838,15 @@
             <w:vAlign w:val="center"/>
           </w:tcPr>
           <w:p>
+            <w:pPr>
+              <w:spacing w:before="40" w:after="60" w:line="276" w:lineRule="auto"/>
+            </w:pPr>
             <w:r>
+              <w:rPr>
+                <w:rFonts w:ascii="Malgun Gothic" w:hAnsi="Malgun Gothic" w:eastAsia="Malgun Gothic"/>
+                <w:color w:val="000000"/>
+                <w:sz w:val="22"/>
+              </w:rPr>
               <w:t>{{applicationDate}}</w:t>
             </w:r>
           </w:p>
@@ -729,13 +854,13 @@
       </w:tr>
       <w:tr>
         <w:trPr>
-          <w:trHeight w:val="364"/>
           <w:jc w:val="center"/>
+          <w:cantSplit/>
         </w:trPr>
         <w:tc>
           <w:tcPr>
             <w:tcW w:w="1838" w:type="dxa"/>
-            <w:shd w:val="clear" w:color="auto" w:fill="D9D9D9" w:themeFill="background1" w:themeFillShade="D9"/>
+            <w:shd w:val="clear" w:color="auto" w:fill="F2F4F7" w:themeFill="background1" w:themeFillShade="D9"/>
             <w:tcMar>
               <w:left w:w="57" w:type="dxa"/>
               <w:right w:w="57" w:type="dxa"/>
@@ -744,6 +869,7 @@
           </w:tcPr>
           <w:p>
             <w:pPr>
+              <w:spacing w:before="40" w:after="60" w:line="276" w:lineRule="auto"/>
               <w:jc w:val="center"/>
               <w:rPr>
                 <w:rFonts w:eastAsia="맑은 고딕"/>
@@ -755,9 +881,9 @@
             </w:pPr>
             <w:r>
               <w:rPr>
-                <w:rFonts w:eastAsia="맑은 고딕" w:hint="eastAsia"/>
+                <w:rFonts w:eastAsia="Malgun Gothic" w:hint="eastAsia" w:ascii="Malgun Gothic" w:hAnsi="Malgun Gothic"/>
                 <w:color w:val="000000"/>
-                <w:sz w:val="16"/>
+                <w:sz w:val="22"/>
                 <w:szCs w:val="16"/>
                 <w:lang w:eastAsia="ko-KR"/>
               </w:rPr>
@@ -773,6 +899,7 @@
           </w:tcPr>
           <w:p>
             <w:pPr>
+              <w:spacing w:before="40" w:after="60" w:line="276" w:lineRule="auto"/>
               <w:rPr>
                 <w:rFonts w:eastAsia="맑은 고딕"/>
                 <w:color w:val="000000"/>
@@ -782,9 +909,9 @@
             </w:pPr>
             <w:r>
               <w:rPr>
-                <w:rFonts w:eastAsia="맑은 고딕"/>
+                <w:rFonts w:eastAsia="Malgun Gothic" w:ascii="Malgun Gothic" w:hAnsi="Malgun Gothic"/>
                 <w:color w:val="000000"/>
-                <w:sz w:val="16"/>
+                <w:sz w:val="22"/>
                 <w:szCs w:val="16"/>
               </w:rPr>
               <w:t>Career Certification</w:t>
@@ -812,12 +939,14 @@
               </w:tcPr>
               <w:p>
                 <w:pPr>
+                  <w:spacing w:before="40" w:after="60" w:line="276" w:lineRule="auto"/>
                   <w:jc w:val="both"/>
                 </w:pPr>
                 <w:r>
                   <w:rPr>
-                    <w:rFonts w:ascii="MS Gothic" w:eastAsia="MS Gothic" w:hAnsi="MS Gothic" w:hint="eastAsia"/>
-                    <w:sz w:val="16"/>
+                    <w:rFonts w:ascii="Malgun Gothic" w:eastAsia="Malgun Gothic" w:hAnsi="Malgun Gothic" w:hint="eastAsia"/>
+                    <w:color w:val="000000"/>
+                    <w:sz w:val="22"/>
                     <w:szCs w:val="16"/>
                   </w:rPr>
                   <w:t>☐</w:t>
@@ -832,7 +961,15 @@
             <w:vAlign w:val="center"/>
           </w:tcPr>
           <w:p>
+            <w:pPr>
+              <w:spacing w:before="40" w:after="60" w:line="276" w:lineRule="auto"/>
+            </w:pPr>
             <w:r>
+              <w:rPr>
+                <w:rFonts w:ascii="Malgun Gothic" w:hAnsi="Malgun Gothic" w:eastAsia="Malgun Gothic"/>
+                <w:color w:val="000000"/>
+                <w:sz w:val="22"/>
+              </w:rPr>
               <w:t>{{careerMark}}</w:t>
             </w:r>
           </w:p>
@@ -844,7 +981,15 @@
             <w:vAlign w:val="center"/>
           </w:tcPr>
           <w:p>
+            <w:pPr>
+              <w:spacing w:before="40" w:after="60" w:line="276" w:lineRule="auto"/>
+            </w:pPr>
             <w:r>
+              <w:rPr>
+                <w:rFonts w:ascii="Malgun Gothic" w:hAnsi="Malgun Gothic" w:eastAsia="Malgun Gothic"/>
+                <w:color w:val="000000"/>
+                <w:sz w:val="22"/>
+              </w:rPr>
               <w:t>{{careerDate}}</w:t>
             </w:r>
           </w:p>
@@ -852,13 +997,13 @@
       </w:tr>
       <w:tr>
         <w:trPr>
-          <w:trHeight w:val="364"/>
           <w:jc w:val="center"/>
+          <w:cantSplit/>
         </w:trPr>
         <w:tc>
           <w:tcPr>
             <w:tcW w:w="1838" w:type="dxa"/>
-            <w:shd w:val="clear" w:color="auto" w:fill="D9D9D9" w:themeFill="background1" w:themeFillShade="D9"/>
+            <w:shd w:val="clear" w:color="auto" w:fill="F2F4F7" w:themeFill="background1" w:themeFillShade="D9"/>
             <w:tcMar>
               <w:left w:w="57" w:type="dxa"/>
               <w:right w:w="57" w:type="dxa"/>
@@ -867,6 +1012,7 @@
           </w:tcPr>
           <w:p>
             <w:pPr>
+              <w:spacing w:before="40" w:after="60" w:line="276" w:lineRule="auto"/>
               <w:jc w:val="center"/>
               <w:rPr>
                 <w:rFonts w:eastAsia="맑은 고딕"/>
@@ -878,9 +1024,9 @@
             </w:pPr>
             <w:r>
               <w:rPr>
-                <w:rFonts w:eastAsia="맑은 고딕" w:hint="eastAsia"/>
+                <w:rFonts w:eastAsia="Malgun Gothic" w:hint="eastAsia" w:ascii="Malgun Gothic" w:hAnsi="Malgun Gothic"/>
                 <w:color w:val="000000"/>
-                <w:sz w:val="16"/>
+                <w:sz w:val="22"/>
                 <w:szCs w:val="16"/>
                 <w:lang w:eastAsia="ko-KR"/>
               </w:rPr>
@@ -896,6 +1042,7 @@
           </w:tcPr>
           <w:p>
             <w:pPr>
+              <w:spacing w:before="40" w:after="60" w:line="276" w:lineRule="auto"/>
               <w:rPr>
                 <w:rFonts w:eastAsia="맑은 고딕"/>
                 <w:color w:val="000000"/>
@@ -905,54 +1052,54 @@
             </w:pPr>
             <w:r>
               <w:rPr>
-                <w:rFonts w:eastAsia="맑은 고딕"/>
+                <w:rFonts w:eastAsia="Malgun Gothic" w:ascii="Malgun Gothic" w:hAnsi="Malgun Gothic"/>
                 <w:color w:val="000000"/>
-                <w:sz w:val="16"/>
+                <w:sz w:val="22"/>
                 <w:szCs w:val="16"/>
               </w:rPr>
               <w:t>Education Certificate (</w:t>
             </w:r>
             <w:r>
               <w:rPr>
-                <w:rFonts w:eastAsia="맑은 고딕" w:hint="eastAsia"/>
+                <w:rFonts w:eastAsia="Malgun Gothic" w:hint="eastAsia" w:ascii="Malgun Gothic" w:hAnsi="Malgun Gothic"/>
                 <w:color w:val="000000"/>
-                <w:sz w:val="16"/>
+                <w:sz w:val="22"/>
                 <w:szCs w:val="16"/>
               </w:rPr>
               <w:t>GPC</w:t>
             </w:r>
             <w:r>
               <w:rPr>
-                <w:rFonts w:eastAsia="맑은 고딕"/>
+                <w:rFonts w:eastAsia="Malgun Gothic" w:ascii="Malgun Gothic" w:hAnsi="Malgun Gothic"/>
                 <w:color w:val="000000"/>
-                <w:sz w:val="16"/>
+                <w:sz w:val="22"/>
                 <w:szCs w:val="16"/>
               </w:rPr>
               <w:t xml:space="preserve"> </w:t>
             </w:r>
             <w:r>
               <w:rPr>
-                <w:rFonts w:eastAsia="맑은 고딕" w:hint="eastAsia"/>
+                <w:rFonts w:eastAsia="Malgun Gothic" w:hint="eastAsia" w:ascii="Malgun Gothic" w:hAnsi="Malgun Gothic"/>
                 <w:color w:val="000000"/>
-                <w:sz w:val="16"/>
+                <w:sz w:val="22"/>
                 <w:szCs w:val="16"/>
               </w:rPr>
               <w:t>approved</w:t>
             </w:r>
             <w:r>
               <w:rPr>
-                <w:rFonts w:eastAsia="맑은 고딕"/>
+                <w:rFonts w:eastAsia="Malgun Gothic" w:ascii="Malgun Gothic" w:hAnsi="Malgun Gothic"/>
                 <w:color w:val="000000"/>
-                <w:sz w:val="16"/>
+                <w:sz w:val="22"/>
                 <w:szCs w:val="16"/>
               </w:rPr>
               <w:t xml:space="preserve"> training provider</w:t>
             </w:r>
             <w:r>
               <w:rPr>
-                <w:rFonts w:eastAsia="맑은 고딕" w:hint="eastAsia"/>
+                <w:rFonts w:eastAsia="Malgun Gothic" w:hint="eastAsia" w:ascii="Malgun Gothic" w:hAnsi="Malgun Gothic"/>
                 <w:color w:val="000000"/>
-                <w:sz w:val="16"/>
+                <w:sz w:val="22"/>
                 <w:szCs w:val="16"/>
               </w:rPr>
               <w:t>)</w:t>
@@ -980,12 +1127,14 @@
               </w:tcPr>
               <w:p>
                 <w:pPr>
+                  <w:spacing w:before="40" w:after="60" w:line="276" w:lineRule="auto"/>
                   <w:jc w:val="both"/>
                 </w:pPr>
                 <w:r>
                   <w:rPr>
-                    <w:rFonts w:ascii="MS Gothic" w:eastAsia="MS Gothic" w:hAnsi="MS Gothic" w:hint="eastAsia"/>
-                    <w:sz w:val="16"/>
+                    <w:rFonts w:ascii="Malgun Gothic" w:eastAsia="Malgun Gothic" w:hAnsi="Malgun Gothic" w:hint="eastAsia"/>
+                    <w:color w:val="000000"/>
+                    <w:sz w:val="22"/>
                     <w:szCs w:val="16"/>
                   </w:rPr>
                   <w:t>☐</w:t>
@@ -1000,7 +1149,15 @@
             <w:vAlign w:val="center"/>
           </w:tcPr>
           <w:p>
+            <w:pPr>
+              <w:spacing w:before="40" w:after="60" w:line="276" w:lineRule="auto"/>
+            </w:pPr>
             <w:r>
+              <w:rPr>
+                <w:rFonts w:ascii="Malgun Gothic" w:hAnsi="Malgun Gothic" w:eastAsia="Malgun Gothic"/>
+                <w:color w:val="000000"/>
+                <w:sz w:val="22"/>
+              </w:rPr>
               <w:t>{{educationMark}}</w:t>
             </w:r>
           </w:p>
@@ -1012,7 +1169,15 @@
             <w:vAlign w:val="center"/>
           </w:tcPr>
           <w:p>
+            <w:pPr>
+              <w:spacing w:before="40" w:after="60" w:line="276" w:lineRule="auto"/>
+            </w:pPr>
             <w:r>
+              <w:rPr>
+                <w:rFonts w:ascii="Malgun Gothic" w:hAnsi="Malgun Gothic" w:eastAsia="Malgun Gothic"/>
+                <w:color w:val="000000"/>
+                <w:sz w:val="22"/>
+              </w:rPr>
               <w:t>{{educationDate}}</w:t>
             </w:r>
           </w:p>
@@ -1020,13 +1185,13 @@
       </w:tr>
       <w:tr>
         <w:trPr>
-          <w:trHeight w:val="364"/>
           <w:jc w:val="center"/>
+          <w:cantSplit/>
         </w:trPr>
         <w:tc>
           <w:tcPr>
             <w:tcW w:w="1838" w:type="dxa"/>
-            <w:shd w:val="clear" w:color="auto" w:fill="D9D9D9" w:themeFill="background1" w:themeFillShade="D9"/>
+            <w:shd w:val="clear" w:color="auto" w:fill="F2F4F7" w:themeFill="background1" w:themeFillShade="D9"/>
             <w:tcMar>
               <w:left w:w="57" w:type="dxa"/>
               <w:right w:w="57" w:type="dxa"/>
@@ -1035,6 +1200,7 @@
           </w:tcPr>
           <w:p>
             <w:pPr>
+              <w:spacing w:before="40" w:after="60" w:line="276" w:lineRule="auto"/>
               <w:jc w:val="center"/>
               <w:rPr>
                 <w:rFonts w:eastAsia="맑은 고딕"/>
@@ -1046,9 +1212,9 @@
             </w:pPr>
             <w:r>
               <w:rPr>
-                <w:rFonts w:eastAsia="맑은 고딕" w:hint="eastAsia"/>
+                <w:rFonts w:eastAsia="Malgun Gothic" w:hint="eastAsia" w:ascii="Malgun Gothic" w:hAnsi="Malgun Gothic"/>
                 <w:color w:val="000000"/>
-                <w:sz w:val="16"/>
+                <w:sz w:val="22"/>
                 <w:szCs w:val="16"/>
                 <w:lang w:eastAsia="ko-KR"/>
               </w:rPr>
@@ -1064,6 +1230,7 @@
           </w:tcPr>
           <w:p>
             <w:pPr>
+              <w:spacing w:before="40" w:after="60" w:line="276" w:lineRule="auto"/>
               <w:rPr>
                 <w:rFonts w:eastAsia="맑은 고딕"/>
                 <w:color w:val="000000"/>
@@ -1073,18 +1240,18 @@
             </w:pPr>
             <w:r>
               <w:rPr>
-                <w:rFonts w:eastAsia="맑은 고딕"/>
+                <w:rFonts w:eastAsia="Malgun Gothic" w:ascii="Malgun Gothic" w:hAnsi="Malgun Gothic"/>
                 <w:color w:val="000000"/>
-                <w:sz w:val="16"/>
+                <w:sz w:val="22"/>
                 <w:szCs w:val="16"/>
               </w:rPr>
               <w:t>D</w:t>
             </w:r>
             <w:r>
               <w:rPr>
-                <w:rFonts w:eastAsia="맑은 고딕" w:hint="eastAsia"/>
+                <w:rFonts w:eastAsia="Malgun Gothic" w:hint="eastAsia" w:ascii="Malgun Gothic" w:hAnsi="Malgun Gothic"/>
                 <w:color w:val="000000"/>
-                <w:sz w:val="16"/>
+                <w:sz w:val="22"/>
                 <w:szCs w:val="16"/>
               </w:rPr>
               <w:t>iploma</w:t>
@@ -1112,12 +1279,14 @@
               </w:tcPr>
               <w:p>
                 <w:pPr>
+                  <w:spacing w:before="40" w:after="60" w:line="276" w:lineRule="auto"/>
                   <w:jc w:val="both"/>
                 </w:pPr>
                 <w:r>
                   <w:rPr>
-                    <w:rFonts w:ascii="MS Gothic" w:eastAsia="MS Gothic" w:hAnsi="MS Gothic" w:hint="eastAsia"/>
-                    <w:sz w:val="16"/>
+                    <w:rFonts w:ascii="Malgun Gothic" w:eastAsia="Malgun Gothic" w:hAnsi="Malgun Gothic" w:hint="eastAsia"/>
+                    <w:color w:val="000000"/>
+                    <w:sz w:val="22"/>
                     <w:szCs w:val="16"/>
                   </w:rPr>
                   <w:t>☐</w:t>
@@ -1132,7 +1301,15 @@
             <w:vAlign w:val="center"/>
           </w:tcPr>
           <w:p>
+            <w:pPr>
+              <w:spacing w:before="40" w:after="60" w:line="276" w:lineRule="auto"/>
+            </w:pPr>
             <w:r>
+              <w:rPr>
+                <w:rFonts w:ascii="Malgun Gothic" w:hAnsi="Malgun Gothic" w:eastAsia="Malgun Gothic"/>
+                <w:color w:val="000000"/>
+                <w:sz w:val="22"/>
+              </w:rPr>
               <w:t>{{diplomaMark}}</w:t>
             </w:r>
           </w:p>
@@ -1144,7 +1321,15 @@
             <w:vAlign w:val="center"/>
           </w:tcPr>
           <w:p>
+            <w:pPr>
+              <w:spacing w:before="40" w:after="60" w:line="276" w:lineRule="auto"/>
+            </w:pPr>
             <w:r>
+              <w:rPr>
+                <w:rFonts w:ascii="Malgun Gothic" w:hAnsi="Malgun Gothic" w:eastAsia="Malgun Gothic"/>
+                <w:color w:val="000000"/>
+                <w:sz w:val="22"/>
+              </w:rPr>
               <w:t>{{diplomaDate}}</w:t>
             </w:r>
           </w:p>
@@ -1152,13 +1337,13 @@
       </w:tr>
       <w:tr>
         <w:trPr>
-          <w:trHeight w:val="364"/>
           <w:jc w:val="center"/>
+          <w:cantSplit/>
         </w:trPr>
         <w:tc>
           <w:tcPr>
             <w:tcW w:w="1838" w:type="dxa"/>
-            <w:shd w:val="clear" w:color="auto" w:fill="D9D9D9" w:themeFill="background1" w:themeFillShade="D9"/>
+            <w:shd w:val="clear" w:color="auto" w:fill="F2F4F7" w:themeFill="background1" w:themeFillShade="D9"/>
             <w:tcMar>
               <w:left w:w="57" w:type="dxa"/>
               <w:right w:w="57" w:type="dxa"/>
@@ -1167,6 +1352,7 @@
           </w:tcPr>
           <w:p>
             <w:pPr>
+              <w:spacing w:before="40" w:after="60" w:line="276" w:lineRule="auto"/>
               <w:jc w:val="center"/>
               <w:rPr>
                 <w:rFonts w:eastAsia="맑은 고딕"/>
@@ -1177,9 +1363,9 @@
             </w:pPr>
             <w:r>
               <w:rPr>
-                <w:rFonts w:eastAsia="맑은 고딕"/>
+                <w:rFonts w:eastAsia="Malgun Gothic" w:ascii="Malgun Gothic" w:hAnsi="Malgun Gothic"/>
                 <w:color w:val="000000"/>
-                <w:sz w:val="16"/>
+                <w:sz w:val="22"/>
                 <w:szCs w:val="16"/>
               </w:rPr>
               <w:t>FGPC-008-02</w:t>
@@ -1194,6 +1380,7 @@
           </w:tcPr>
           <w:p>
             <w:pPr>
+              <w:spacing w:before="40" w:after="60" w:line="276" w:lineRule="auto"/>
               <w:rPr>
                 <w:rFonts w:eastAsia="맑은 고딕"/>
                 <w:color w:val="000000"/>
@@ -1204,9 +1391,9 @@
             </w:pPr>
             <w:r>
               <w:rPr>
-                <w:rFonts w:eastAsia="맑은 고딕" w:hint="eastAsia"/>
+                <w:rFonts w:eastAsia="Malgun Gothic" w:hint="eastAsia" w:ascii="Malgun Gothic" w:hAnsi="Malgun Gothic"/>
                 <w:color w:val="000000"/>
-                <w:sz w:val="16"/>
+                <w:sz w:val="22"/>
                 <w:szCs w:val="16"/>
                 <w:lang w:eastAsia="ko-KR"/>
               </w:rPr>
@@ -1235,12 +1422,14 @@
               </w:tcPr>
               <w:p>
                 <w:pPr>
+                  <w:spacing w:before="40" w:after="60" w:line="276" w:lineRule="auto"/>
                   <w:jc w:val="both"/>
                 </w:pPr>
                 <w:r>
                   <w:rPr>
-                    <w:rFonts w:ascii="MS Gothic" w:eastAsia="MS Gothic" w:hAnsi="MS Gothic" w:hint="eastAsia"/>
-                    <w:sz w:val="16"/>
+                    <w:rFonts w:ascii="Malgun Gothic" w:eastAsia="Malgun Gothic" w:hAnsi="Malgun Gothic" w:hint="eastAsia"/>
+                    <w:color w:val="000000"/>
+                    <w:sz w:val="22"/>
                     <w:szCs w:val="16"/>
                   </w:rPr>
                   <w:t>☐</w:t>
@@ -1255,7 +1444,15 @@
             <w:vAlign w:val="center"/>
           </w:tcPr>
           <w:p>
+            <w:pPr>
+              <w:spacing w:before="40" w:after="60" w:line="276" w:lineRule="auto"/>
+            </w:pPr>
             <w:r>
+              <w:rPr>
+                <w:rFonts w:ascii="Malgun Gothic" w:hAnsi="Malgun Gothic" w:eastAsia="Malgun Gothic"/>
+                <w:color w:val="000000"/>
+                <w:sz w:val="22"/>
+              </w:rPr>
               <w:t>{{auditLogMark}}</w:t>
             </w:r>
           </w:p>
@@ -1267,7 +1464,15 @@
             <w:vAlign w:val="center"/>
           </w:tcPr>
           <w:p>
+            <w:pPr>
+              <w:spacing w:before="40" w:after="60" w:line="276" w:lineRule="auto"/>
+            </w:pPr>
             <w:r>
+              <w:rPr>
+                <w:rFonts w:ascii="Malgun Gothic" w:hAnsi="Malgun Gothic" w:eastAsia="Malgun Gothic"/>
+                <w:color w:val="000000"/>
+                <w:sz w:val="22"/>
+              </w:rPr>
               <w:t>{{auditLogDate}}</w:t>
             </w:r>
           </w:p>
@@ -1275,13 +1480,13 @@
       </w:tr>
       <w:tr>
         <w:trPr>
-          <w:trHeight w:val="364"/>
           <w:jc w:val="center"/>
+          <w:cantSplit/>
         </w:trPr>
         <w:tc>
           <w:tcPr>
             <w:tcW w:w="1838" w:type="dxa"/>
-            <w:shd w:val="clear" w:color="auto" w:fill="D9D9D9" w:themeFill="background1" w:themeFillShade="D9"/>
+            <w:shd w:val="clear" w:color="auto" w:fill="F2F4F7" w:themeFill="background1" w:themeFillShade="D9"/>
             <w:tcMar>
               <w:left w:w="57" w:type="dxa"/>
               <w:right w:w="57" w:type="dxa"/>
@@ -1290,6 +1495,7 @@
           </w:tcPr>
           <w:p>
             <w:pPr>
+              <w:spacing w:before="40" w:after="60" w:line="276" w:lineRule="auto"/>
               <w:jc w:val="center"/>
               <w:rPr>
                 <w:rFonts w:eastAsia="맑은 고딕"/>
@@ -1300,9 +1506,9 @@
             </w:pPr>
             <w:r>
               <w:rPr>
-                <w:rFonts w:eastAsia="맑은 고딕"/>
+                <w:rFonts w:eastAsia="Malgun Gothic" w:ascii="Malgun Gothic" w:hAnsi="Malgun Gothic"/>
                 <w:color w:val="000000"/>
-                <w:sz w:val="16"/>
+                <w:sz w:val="22"/>
                 <w:szCs w:val="16"/>
               </w:rPr>
               <w:t>FGPC-008-04</w:t>
@@ -1317,6 +1523,7 @@
           </w:tcPr>
           <w:p>
             <w:pPr>
+              <w:spacing w:before="40" w:after="60" w:line="276" w:lineRule="auto"/>
               <w:rPr>
                 <w:rFonts w:eastAsia="맑은 고딕"/>
                 <w:color w:val="000000"/>
@@ -1326,9 +1533,9 @@
             </w:pPr>
             <w:r>
               <w:rPr>
-                <w:rFonts w:eastAsia="맑은 고딕"/>
+                <w:rFonts w:eastAsia="Malgun Gothic" w:ascii="Malgun Gothic" w:hAnsi="Malgun Gothic"/>
                 <w:color w:val="000000"/>
-                <w:sz w:val="16"/>
+                <w:sz w:val="22"/>
                 <w:szCs w:val="16"/>
               </w:rPr>
               <w:t>Certification Agreement</w:t>
@@ -1356,12 +1563,14 @@
               </w:tcPr>
               <w:p>
                 <w:pPr>
+                  <w:spacing w:before="40" w:after="60" w:line="276" w:lineRule="auto"/>
                   <w:jc w:val="both"/>
                 </w:pPr>
                 <w:r>
                   <w:rPr>
-                    <w:rFonts w:ascii="MS Gothic" w:eastAsia="MS Gothic" w:hAnsi="MS Gothic" w:hint="eastAsia"/>
-                    <w:sz w:val="16"/>
+                    <w:rFonts w:ascii="Malgun Gothic" w:eastAsia="Malgun Gothic" w:hAnsi="Malgun Gothic" w:hint="eastAsia"/>
+                    <w:color w:val="000000"/>
+                    <w:sz w:val="22"/>
                     <w:szCs w:val="16"/>
                   </w:rPr>
                   <w:t>☐</w:t>
@@ -1376,7 +1585,15 @@
             <w:vAlign w:val="center"/>
           </w:tcPr>
           <w:p>
+            <w:pPr>
+              <w:spacing w:before="40" w:after="60" w:line="276" w:lineRule="auto"/>
+            </w:pPr>
             <w:r>
+              <w:rPr>
+                <w:rFonts w:ascii="Malgun Gothic" w:hAnsi="Malgun Gothic" w:eastAsia="Malgun Gothic"/>
+                <w:color w:val="000000"/>
+                <w:sz w:val="22"/>
+              </w:rPr>
               <w:t>{{agreementMark}}</w:t>
             </w:r>
           </w:p>
@@ -1388,7 +1605,15 @@
             <w:vAlign w:val="center"/>
           </w:tcPr>
           <w:p>
+            <w:pPr>
+              <w:spacing w:before="40" w:after="60" w:line="276" w:lineRule="auto"/>
+            </w:pPr>
             <w:r>
+              <w:rPr>
+                <w:rFonts w:ascii="Malgun Gothic" w:hAnsi="Malgun Gothic" w:eastAsia="Malgun Gothic"/>
+                <w:color w:val="000000"/>
+                <w:sz w:val="22"/>
+              </w:rPr>
               <w:t>{{agreementDate}}</w:t>
             </w:r>
           </w:p>
@@ -1396,8 +1621,8 @@
       </w:tr>
       <w:tr>
         <w:trPr>
-          <w:trHeight w:val="364"/>
           <w:jc w:val="center"/>
+          <w:cantSplit/>
         </w:trPr>
         <w:tc>
           <w:tcPr>
@@ -1405,7 +1630,7 @@
             <w:tcBorders>
               <w:bottom w:val="single" w:sz="4" w:space="0" w:color="000000" w:themeColor="text1"/>
             </w:tcBorders>
-            <w:shd w:val="clear" w:color="auto" w:fill="D9D9D9" w:themeFill="background1" w:themeFillShade="D9"/>
+            <w:shd w:val="clear" w:color="auto" w:fill="F2F4F7" w:themeFill="background1" w:themeFillShade="D9"/>
             <w:tcMar>
               <w:left w:w="57" w:type="dxa"/>
               <w:right w:w="57" w:type="dxa"/>
@@ -1414,6 +1639,7 @@
           </w:tcPr>
           <w:p>
             <w:pPr>
+              <w:spacing w:before="40" w:after="60" w:line="276" w:lineRule="auto"/>
               <w:jc w:val="center"/>
               <w:rPr>
                 <w:rFonts w:eastAsia="맑은 고딕"/>
@@ -1424,9 +1650,9 @@
             </w:pPr>
             <w:r>
               <w:rPr>
-                <w:rFonts w:eastAsia="맑은 고딕" w:hint="eastAsia"/>
+                <w:rFonts w:eastAsia="Malgun Gothic" w:hint="eastAsia" w:ascii="Malgun Gothic" w:hAnsi="Malgun Gothic"/>
                 <w:color w:val="000000"/>
-                <w:sz w:val="16"/>
+                <w:sz w:val="22"/>
                 <w:szCs w:val="16"/>
               </w:rPr>
               <w:t>FGPC-010-04</w:t>
@@ -1444,6 +1670,7 @@
           </w:tcPr>
           <w:p>
             <w:pPr>
+              <w:spacing w:before="40" w:after="60" w:line="276" w:lineRule="auto"/>
               <w:rPr>
                 <w:rFonts w:eastAsia="맑은 고딕"/>
                 <w:color w:val="000000"/>
@@ -1453,18 +1680,18 @@
             </w:pPr>
             <w:r>
               <w:rPr>
-                <w:rFonts w:eastAsia="맑은 고딕" w:hint="eastAsia"/>
+                <w:rFonts w:eastAsia="Malgun Gothic" w:hint="eastAsia" w:ascii="Malgun Gothic" w:hAnsi="Malgun Gothic"/>
                 <w:color w:val="000000"/>
-                <w:sz w:val="16"/>
+                <w:sz w:val="22"/>
                 <w:szCs w:val="16"/>
               </w:rPr>
               <w:t>Examination Notice for Applicant</w:t>
             </w:r>
             <w:r>
               <w:rPr>
-                <w:rFonts w:eastAsia="맑은 고딕"/>
+                <w:rFonts w:eastAsia="Malgun Gothic" w:ascii="Malgun Gothic" w:hAnsi="Malgun Gothic"/>
                 <w:color w:val="000000"/>
-                <w:sz w:val="16"/>
+                <w:sz w:val="22"/>
                 <w:szCs w:val="16"/>
               </w:rPr>
               <w:t>(If applicable)</w:t>
@@ -1495,12 +1722,14 @@
               </w:tcPr>
               <w:p>
                 <w:pPr>
+                  <w:spacing w:before="40" w:after="60" w:line="276" w:lineRule="auto"/>
                   <w:jc w:val="both"/>
                 </w:pPr>
                 <w:r>
                   <w:rPr>
-                    <w:rFonts w:ascii="MS Gothic" w:eastAsia="MS Gothic" w:hAnsi="MS Gothic" w:hint="eastAsia"/>
-                    <w:sz w:val="16"/>
+                    <w:rFonts w:ascii="Malgun Gothic" w:eastAsia="Malgun Gothic" w:hAnsi="Malgun Gothic" w:hint="eastAsia"/>
+                    <w:color w:val="000000"/>
+                    <w:sz w:val="22"/>
                     <w:szCs w:val="16"/>
                   </w:rPr>
                   <w:t>☐</w:t>
@@ -1518,7 +1747,15 @@
             <w:vAlign w:val="center"/>
           </w:tcPr>
           <w:p>
+            <w:pPr>
+              <w:spacing w:before="40" w:after="60" w:line="276" w:lineRule="auto"/>
+            </w:pPr>
             <w:r>
+              <w:rPr>
+                <w:rFonts w:ascii="Malgun Gothic" w:hAnsi="Malgun Gothic" w:eastAsia="Malgun Gothic"/>
+                <w:color w:val="000000"/>
+                <w:sz w:val="22"/>
+              </w:rPr>
               <w:t>{{examNoticeMark}}</w:t>
             </w:r>
           </w:p>
@@ -1533,7 +1770,15 @@
             <w:vAlign w:val="center"/>
           </w:tcPr>
           <w:p>
+            <w:pPr>
+              <w:spacing w:before="40" w:after="60" w:line="276" w:lineRule="auto"/>
+            </w:pPr>
             <w:r>
+              <w:rPr>
+                <w:rFonts w:ascii="Malgun Gothic" w:hAnsi="Malgun Gothic" w:eastAsia="Malgun Gothic"/>
+                <w:color w:val="000000"/>
+                <w:sz w:val="22"/>
+              </w:rPr>
               <w:t>{{examNoticeDate}}</w:t>
             </w:r>
           </w:p>
@@ -1541,13 +1786,13 @@
       </w:tr>
       <w:tr>
         <w:trPr>
-          <w:trHeight w:val="364"/>
           <w:jc w:val="center"/>
+          <w:cantSplit/>
         </w:trPr>
         <w:tc>
           <w:tcPr>
             <w:tcW w:w="1838" w:type="dxa"/>
-            <w:shd w:val="clear" w:color="auto" w:fill="D9D9D9" w:themeFill="background1" w:themeFillShade="D9"/>
+            <w:shd w:val="clear" w:color="auto" w:fill="F2F4F7" w:themeFill="background1" w:themeFillShade="D9"/>
             <w:tcMar>
               <w:left w:w="57" w:type="dxa"/>
               <w:right w:w="57" w:type="dxa"/>
@@ -1556,6 +1801,7 @@
           </w:tcPr>
           <w:p>
             <w:pPr>
+              <w:spacing w:before="40" w:after="60" w:line="276" w:lineRule="auto"/>
               <w:jc w:val="center"/>
               <w:rPr>
                 <w:rFonts w:eastAsia="맑은 고딕"/>
@@ -1567,9 +1813,9 @@
             </w:pPr>
             <w:r>
               <w:rPr>
-                <w:rFonts w:eastAsia="맑은 고딕" w:hint="eastAsia"/>
+                <w:rFonts w:eastAsia="Malgun Gothic" w:hint="eastAsia" w:ascii="Malgun Gothic" w:hAnsi="Malgun Gothic"/>
                 <w:color w:val="000000"/>
-                <w:sz w:val="16"/>
+                <w:sz w:val="22"/>
                 <w:szCs w:val="16"/>
                 <w:lang w:eastAsia="ko-KR"/>
               </w:rPr>
@@ -1577,9 +1823,9 @@
             </w:r>
             <w:r>
               <w:rPr>
-                <w:rFonts w:eastAsia="맑은 고딕"/>
+                <w:rFonts w:eastAsia="Malgun Gothic" w:ascii="Malgun Gothic" w:hAnsi="Malgun Gothic"/>
                 <w:color w:val="000000"/>
-                <w:sz w:val="16"/>
+                <w:sz w:val="22"/>
                 <w:szCs w:val="16"/>
                 <w:lang w:eastAsia="ko-KR"/>
               </w:rPr>
@@ -1595,6 +1841,7 @@
           </w:tcPr>
           <w:p>
             <w:pPr>
+              <w:spacing w:before="40" w:after="60" w:line="276" w:lineRule="auto"/>
               <w:rPr>
                 <w:rFonts w:eastAsia="맑은 고딕"/>
                 <w:color w:val="000000"/>
@@ -1605,9 +1852,9 @@
             </w:pPr>
             <w:r>
               <w:rPr>
-                <w:rFonts w:eastAsia="맑은 고딕" w:hint="eastAsia"/>
+                <w:rFonts w:eastAsia="Malgun Gothic" w:hint="eastAsia" w:ascii="Malgun Gothic" w:hAnsi="Malgun Gothic"/>
                 <w:color w:val="000000"/>
-                <w:sz w:val="16"/>
+                <w:sz w:val="22"/>
                 <w:szCs w:val="16"/>
                 <w:lang w:eastAsia="ko-KR"/>
               </w:rPr>
@@ -1636,12 +1883,14 @@
               </w:tcPr>
               <w:p>
                 <w:pPr>
+                  <w:spacing w:before="40" w:after="60" w:line="276" w:lineRule="auto"/>
                   <w:jc w:val="both"/>
                 </w:pPr>
                 <w:r>
                   <w:rPr>
-                    <w:rFonts w:ascii="MS Gothic" w:eastAsia="MS Gothic" w:hAnsi="MS Gothic" w:hint="eastAsia"/>
-                    <w:sz w:val="16"/>
+                    <w:rFonts w:ascii="Malgun Gothic" w:eastAsia="Malgun Gothic" w:hAnsi="Malgun Gothic" w:hint="eastAsia"/>
+                    <w:color w:val="000000"/>
+                    <w:sz w:val="22"/>
                     <w:szCs w:val="16"/>
                   </w:rPr>
                   <w:t>☐</w:t>
@@ -1656,7 +1905,15 @@
             <w:vAlign w:val="center"/>
           </w:tcPr>
           <w:p>
+            <w:pPr>
+              <w:spacing w:before="40" w:after="60" w:line="276" w:lineRule="auto"/>
+            </w:pPr>
             <w:r>
+              <w:rPr>
+                <w:rFonts w:ascii="Malgun Gothic" w:hAnsi="Malgun Gothic" w:eastAsia="Malgun Gothic"/>
+                <w:color w:val="000000"/>
+                <w:sz w:val="22"/>
+              </w:rPr>
               <w:t>{{examAnswersMark}}</w:t>
             </w:r>
           </w:p>
@@ -1668,7 +1925,15 @@
             <w:vAlign w:val="center"/>
           </w:tcPr>
           <w:p>
+            <w:pPr>
+              <w:spacing w:before="40" w:after="60" w:line="276" w:lineRule="auto"/>
+            </w:pPr>
             <w:r>
+              <w:rPr>
+                <w:rFonts w:ascii="Malgun Gothic" w:hAnsi="Malgun Gothic" w:eastAsia="Malgun Gothic"/>
+                <w:color w:val="000000"/>
+                <w:sz w:val="22"/>
+              </w:rPr>
               <w:t>{{examAnswersDate}}</w:t>
             </w:r>
           </w:p>
@@ -1676,13 +1941,13 @@
       </w:tr>
       <w:tr>
         <w:trPr>
-          <w:trHeight w:val="364"/>
           <w:jc w:val="center"/>
+          <w:cantSplit/>
         </w:trPr>
         <w:tc>
           <w:tcPr>
             <w:tcW w:w="1838" w:type="dxa"/>
-            <w:shd w:val="clear" w:color="auto" w:fill="D9D9D9" w:themeFill="background1" w:themeFillShade="D9"/>
+            <w:shd w:val="clear" w:color="auto" w:fill="F2F4F7" w:themeFill="background1" w:themeFillShade="D9"/>
             <w:tcMar>
               <w:left w:w="57" w:type="dxa"/>
               <w:right w:w="57" w:type="dxa"/>
@@ -1691,6 +1956,7 @@
           </w:tcPr>
           <w:p>
             <w:pPr>
+              <w:spacing w:before="40" w:after="60" w:line="276" w:lineRule="auto"/>
               <w:jc w:val="center"/>
               <w:rPr>
                 <w:rFonts w:eastAsia="맑은 고딕"/>
@@ -1702,9 +1968,9 @@
             </w:pPr>
             <w:r>
               <w:rPr>
-                <w:rFonts w:eastAsia="맑은 고딕"/>
+                <w:rFonts w:eastAsia="Malgun Gothic" w:ascii="Malgun Gothic" w:hAnsi="Malgun Gothic"/>
                 <w:color w:val="000000"/>
-                <w:sz w:val="16"/>
+                <w:sz w:val="22"/>
                 <w:szCs w:val="16"/>
                 <w:lang w:eastAsia="ko-KR"/>
               </w:rPr>
@@ -1720,6 +1986,7 @@
           </w:tcPr>
           <w:p>
             <w:pPr>
+              <w:spacing w:before="40" w:after="60" w:line="276" w:lineRule="auto"/>
               <w:rPr>
                 <w:rFonts w:eastAsia="맑은 고딕"/>
                 <w:color w:val="000000"/>
@@ -1730,9 +1997,9 @@
             </w:pPr>
             <w:r>
               <w:rPr>
-                <w:rFonts w:eastAsia="맑은 고딕"/>
+                <w:rFonts w:eastAsia="Malgun Gothic" w:ascii="Malgun Gothic" w:hAnsi="Malgun Gothic"/>
                 <w:color w:val="000000"/>
-                <w:sz w:val="16"/>
+                <w:sz w:val="22"/>
                 <w:szCs w:val="16"/>
                 <w:lang w:eastAsia="ko-KR"/>
               </w:rPr>
@@ -1761,12 +2028,14 @@
               </w:tcPr>
               <w:p>
                 <w:pPr>
+                  <w:spacing w:before="40" w:after="60" w:line="276" w:lineRule="auto"/>
                   <w:jc w:val="both"/>
                 </w:pPr>
                 <w:r>
                   <w:rPr>
-                    <w:rFonts w:ascii="MS Gothic" w:eastAsia="MS Gothic" w:hAnsi="MS Gothic" w:hint="eastAsia"/>
-                    <w:sz w:val="16"/>
+                    <w:rFonts w:ascii="Malgun Gothic" w:eastAsia="Malgun Gothic" w:hAnsi="Malgun Gothic" w:hint="eastAsia"/>
+                    <w:color w:val="000000"/>
+                    <w:sz w:val="22"/>
                     <w:szCs w:val="16"/>
                   </w:rPr>
                   <w:t>☐</w:t>
@@ -1781,7 +2050,15 @@
             <w:vAlign w:val="center"/>
           </w:tcPr>
           <w:p>
+            <w:pPr>
+              <w:spacing w:before="40" w:after="60" w:line="276" w:lineRule="auto"/>
+            </w:pPr>
             <w:r>
+              <w:rPr>
+                <w:rFonts w:ascii="Malgun Gothic" w:hAnsi="Malgun Gothic" w:eastAsia="Malgun Gothic"/>
+                <w:color w:val="000000"/>
+                <w:sz w:val="22"/>
+              </w:rPr>
               <w:t>{{decisionReportMark}}</w:t>
             </w:r>
           </w:p>
@@ -1793,7 +2070,15 @@
             <w:vAlign w:val="center"/>
           </w:tcPr>
           <w:p>
+            <w:pPr>
+              <w:spacing w:before="40" w:after="60" w:line="276" w:lineRule="auto"/>
+            </w:pPr>
             <w:r>
+              <w:rPr>
+                <w:rFonts w:ascii="Malgun Gothic" w:hAnsi="Malgun Gothic" w:eastAsia="Malgun Gothic"/>
+                <w:color w:val="000000"/>
+                <w:sz w:val="22"/>
+              </w:rPr>
               <w:t>{{decisionReportDate}}</w:t>
             </w:r>
           </w:p>
@@ -1801,13 +2086,13 @@
       </w:tr>
       <w:tr>
         <w:trPr>
-          <w:trHeight w:val="364"/>
           <w:jc w:val="center"/>
+          <w:cantSplit/>
         </w:trPr>
         <w:tc>
           <w:tcPr>
             <w:tcW w:w="1838" w:type="dxa"/>
-            <w:shd w:val="clear" w:color="auto" w:fill="D9D9D9" w:themeFill="background1" w:themeFillShade="D9"/>
+            <w:shd w:val="clear" w:color="auto" w:fill="F2F4F7" w:themeFill="background1" w:themeFillShade="D9"/>
             <w:tcMar>
               <w:left w:w="57" w:type="dxa"/>
               <w:right w:w="57" w:type="dxa"/>
@@ -1816,6 +2101,7 @@
           </w:tcPr>
           <w:p>
             <w:pPr>
+              <w:spacing w:before="40" w:after="60" w:line="276" w:lineRule="auto"/>
               <w:jc w:val="center"/>
               <w:rPr>
                 <w:rFonts w:eastAsia="맑은 고딕"/>
@@ -1826,9 +2112,9 @@
             </w:pPr>
             <w:r>
               <w:rPr>
-                <w:rFonts w:eastAsia="맑은 고딕"/>
+                <w:rFonts w:eastAsia="Malgun Gothic" w:ascii="Malgun Gothic" w:hAnsi="Malgun Gothic"/>
                 <w:color w:val="000000"/>
-                <w:sz w:val="16"/>
+                <w:sz w:val="22"/>
                 <w:szCs w:val="16"/>
               </w:rPr>
               <w:t>FGPC-012-02</w:t>
@@ -1843,6 +2129,7 @@
           </w:tcPr>
           <w:p>
             <w:pPr>
+              <w:spacing w:before="40" w:after="60" w:line="276" w:lineRule="auto"/>
               <w:rPr>
                 <w:rFonts w:eastAsia="맑은 고딕"/>
                 <w:color w:val="000000"/>
@@ -1853,9 +2140,9 @@
             </w:pPr>
             <w:r>
               <w:rPr>
-                <w:rFonts w:eastAsia="맑은 고딕" w:hint="eastAsia"/>
+                <w:rFonts w:eastAsia="Malgun Gothic" w:hint="eastAsia" w:ascii="Malgun Gothic" w:hAnsi="Malgun Gothic"/>
                 <w:color w:val="000000"/>
-                <w:sz w:val="16"/>
+                <w:sz w:val="22"/>
                 <w:szCs w:val="16"/>
                 <w:lang w:eastAsia="ko-KR"/>
               </w:rPr>
@@ -1884,12 +2171,14 @@
               </w:tcPr>
               <w:p>
                 <w:pPr>
+                  <w:spacing w:before="40" w:after="60" w:line="276" w:lineRule="auto"/>
                   <w:jc w:val="both"/>
                 </w:pPr>
                 <w:r>
                   <w:rPr>
-                    <w:rFonts w:ascii="MS Gothic" w:eastAsia="MS Gothic" w:hAnsi="MS Gothic" w:hint="eastAsia"/>
-                    <w:sz w:val="16"/>
+                    <w:rFonts w:ascii="Malgun Gothic" w:eastAsia="Malgun Gothic" w:hAnsi="Malgun Gothic" w:hint="eastAsia"/>
+                    <w:color w:val="000000"/>
+                    <w:sz w:val="22"/>
                     <w:szCs w:val="16"/>
                   </w:rPr>
                   <w:t>☐</w:t>
@@ -1904,7 +2193,15 @@
             <w:vAlign w:val="center"/>
           </w:tcPr>
           <w:p>
+            <w:pPr>
+              <w:spacing w:before="40" w:after="60" w:line="276" w:lineRule="auto"/>
+            </w:pPr>
             <w:r>
+              <w:rPr>
+                <w:rFonts w:ascii="Malgun Gothic" w:hAnsi="Malgun Gothic" w:eastAsia="Malgun Gothic"/>
+                <w:color w:val="000000"/>
+                <w:sz w:val="22"/>
+              </w:rPr>
               <w:t>{{certificateMark}}</w:t>
             </w:r>
           </w:p>
@@ -1916,7 +2213,15 @@
             <w:vAlign w:val="center"/>
           </w:tcPr>
           <w:p>
+            <w:pPr>
+              <w:spacing w:before="40" w:after="60" w:line="276" w:lineRule="auto"/>
+            </w:pPr>
             <w:r>
+              <w:rPr>
+                <w:rFonts w:ascii="Malgun Gothic" w:hAnsi="Malgun Gothic" w:eastAsia="Malgun Gothic"/>
+                <w:color w:val="000000"/>
+                <w:sz w:val="22"/>
+              </w:rPr>
               <w:t>{{certificateDate}}</w:t>
             </w:r>
           </w:p>
@@ -1924,13 +2229,13 @@
       </w:tr>
       <w:tr>
         <w:trPr>
-          <w:trHeight w:val="364"/>
           <w:jc w:val="center"/>
+          <w:cantSplit/>
         </w:trPr>
         <w:tc>
           <w:tcPr>
             <w:tcW w:w="1838" w:type="dxa"/>
-            <w:shd w:val="clear" w:color="auto" w:fill="D9D9D9" w:themeFill="background1" w:themeFillShade="D9"/>
+            <w:shd w:val="clear" w:color="auto" w:fill="F2F4F7" w:themeFill="background1" w:themeFillShade="D9"/>
             <w:tcMar>
               <w:left w:w="57" w:type="dxa"/>
               <w:right w:w="57" w:type="dxa"/>
@@ -1939,6 +2244,7 @@
           </w:tcPr>
           <w:p>
             <w:pPr>
+              <w:spacing w:before="40" w:after="60" w:line="276" w:lineRule="auto"/>
               <w:jc w:val="center"/>
               <w:rPr>
                 <w:rFonts w:eastAsia="맑은 고딕"/>
@@ -1949,9 +2255,9 @@
             </w:pPr>
             <w:r>
               <w:rPr>
-                <w:rFonts w:eastAsia="맑은 고딕"/>
+                <w:rFonts w:eastAsia="Malgun Gothic" w:ascii="Malgun Gothic" w:hAnsi="Malgun Gothic"/>
                 <w:color w:val="000000"/>
-                <w:sz w:val="16"/>
+                <w:sz w:val="22"/>
                 <w:szCs w:val="16"/>
               </w:rPr>
               <w:t>FGPC-010-03</w:t>
@@ -1965,6 +2271,7 @@
           </w:tcPr>
           <w:p>
             <w:pPr>
+              <w:spacing w:before="40" w:after="60" w:line="276" w:lineRule="auto"/>
               <w:rPr>
                 <w:rFonts w:eastAsia="맑은 고딕"/>
                 <w:color w:val="000000"/>
@@ -1975,9 +2282,9 @@
             </w:pPr>
             <w:r>
               <w:rPr>
-                <w:rFonts w:eastAsia="맑은 고딕"/>
+                <w:rFonts w:eastAsia="Malgun Gothic" w:ascii="Malgun Gothic" w:hAnsi="Malgun Gothic"/>
                 <w:color w:val="000000"/>
-                <w:sz w:val="16"/>
+                <w:sz w:val="22"/>
                 <w:szCs w:val="16"/>
               </w:rPr>
               <w:t>Customer Survey Sheet</w:t>
@@ -2005,12 +2312,14 @@
               </w:tcPr>
               <w:p>
                 <w:pPr>
+                  <w:spacing w:before="40" w:after="60" w:line="276" w:lineRule="auto"/>
                   <w:jc w:val="both"/>
                 </w:pPr>
                 <w:r>
                   <w:rPr>
-                    <w:rFonts w:ascii="MS Gothic" w:eastAsia="MS Gothic" w:hAnsi="MS Gothic" w:hint="eastAsia"/>
-                    <w:sz w:val="16"/>
+                    <w:rFonts w:ascii="Malgun Gothic" w:eastAsia="Malgun Gothic" w:hAnsi="Malgun Gothic" w:hint="eastAsia"/>
+                    <w:color w:val="000000"/>
+                    <w:sz w:val="22"/>
                     <w:szCs w:val="16"/>
                   </w:rPr>
                   <w:t>☐</w:t>
@@ -2025,7 +2334,15 @@
             <w:vAlign w:val="center"/>
           </w:tcPr>
           <w:p>
+            <w:pPr>
+              <w:spacing w:before="40" w:after="60" w:line="276" w:lineRule="auto"/>
+            </w:pPr>
             <w:r>
+              <w:rPr>
+                <w:rFonts w:ascii="Malgun Gothic" w:hAnsi="Malgun Gothic" w:eastAsia="Malgun Gothic"/>
+                <w:color w:val="000000"/>
+                <w:sz w:val="22"/>
+              </w:rPr>
               <w:t>{{surveyMark}}</w:t>
             </w:r>
           </w:p>
@@ -2037,7 +2354,15 @@
             <w:vAlign w:val="center"/>
           </w:tcPr>
           <w:p>
+            <w:pPr>
+              <w:spacing w:before="40" w:after="60" w:line="276" w:lineRule="auto"/>
+            </w:pPr>
             <w:r>
+              <w:rPr>
+                <w:rFonts w:ascii="Malgun Gothic" w:hAnsi="Malgun Gothic" w:eastAsia="Malgun Gothic"/>
+                <w:color w:val="000000"/>
+                <w:sz w:val="22"/>
+              </w:rPr>
               <w:t>{{surveyDate}}</w:t>
             </w:r>
           </w:p>
@@ -2045,13 +2370,13 @@
       </w:tr>
       <w:tr>
         <w:trPr>
-          <w:trHeight w:val="364"/>
           <w:jc w:val="center"/>
+          <w:cantSplit/>
         </w:trPr>
         <w:tc>
           <w:tcPr>
             <w:tcW w:w="1838" w:type="dxa"/>
-            <w:shd w:val="clear" w:color="auto" w:fill="D9D9D9" w:themeFill="background1" w:themeFillShade="D9"/>
+            <w:shd w:val="clear" w:color="auto" w:fill="F2F4F7" w:themeFill="background1" w:themeFillShade="D9"/>
             <w:tcMar>
               <w:left w:w="57" w:type="dxa"/>
               <w:right w:w="57" w:type="dxa"/>
@@ -2060,6 +2385,7 @@
           </w:tcPr>
           <w:p>
             <w:pPr>
+              <w:spacing w:before="40" w:after="60" w:line="276" w:lineRule="auto"/>
               <w:jc w:val="center"/>
               <w:rPr>
                 <w:rFonts w:eastAsia="맑은 고딕"/>
@@ -2070,9 +2396,9 @@
             </w:pPr>
             <w:r>
               <w:rPr>
-                <w:rFonts w:eastAsia="맑은 고딕"/>
+                <w:rFonts w:eastAsia="Malgun Gothic" w:ascii="Malgun Gothic" w:hAnsi="Malgun Gothic"/>
                 <w:color w:val="000000"/>
-                <w:sz w:val="16"/>
+                <w:sz w:val="22"/>
                 <w:szCs w:val="16"/>
               </w:rPr>
               <w:t>FGPC-014-02</w:t>
@@ -2086,6 +2412,7 @@
           </w:tcPr>
           <w:p>
             <w:pPr>
+              <w:spacing w:before="40" w:after="60" w:line="276" w:lineRule="auto"/>
               <w:rPr>
                 <w:rFonts w:eastAsia="맑은 고딕"/>
                 <w:color w:val="000000"/>
@@ -2096,9 +2423,9 @@
             </w:pPr>
             <w:r>
               <w:rPr>
-                <w:rFonts w:eastAsia="맑은 고딕"/>
+                <w:rFonts w:eastAsia="Malgun Gothic" w:ascii="Malgun Gothic" w:hAnsi="Malgun Gothic"/>
                 <w:color w:val="000000"/>
-                <w:sz w:val="16"/>
+                <w:sz w:val="22"/>
                 <w:szCs w:val="16"/>
                 <w:lang w:eastAsia="ko-KR"/>
               </w:rPr>
@@ -2127,12 +2454,14 @@
               </w:tcPr>
               <w:p>
                 <w:pPr>
+                  <w:spacing w:before="40" w:after="60" w:line="276" w:lineRule="auto"/>
                   <w:jc w:val="both"/>
                 </w:pPr>
                 <w:r>
                   <w:rPr>
-                    <w:rFonts w:ascii="MS Gothic" w:eastAsia="MS Gothic" w:hAnsi="MS Gothic" w:hint="eastAsia"/>
-                    <w:sz w:val="16"/>
+                    <w:rFonts w:ascii="Malgun Gothic" w:eastAsia="Malgun Gothic" w:hAnsi="Malgun Gothic" w:hint="eastAsia"/>
+                    <w:color w:val="000000"/>
+                    <w:sz w:val="22"/>
                     <w:szCs w:val="16"/>
                   </w:rPr>
                   <w:t>☐</w:t>
@@ -2147,7 +2476,15 @@
             <w:vAlign w:val="center"/>
           </w:tcPr>
           <w:p>
+            <w:pPr>
+              <w:spacing w:before="40" w:after="60" w:line="276" w:lineRule="auto"/>
+            </w:pPr>
             <w:r>
+              <w:rPr>
+                <w:rFonts w:ascii="Malgun Gothic" w:hAnsi="Malgun Gothic" w:eastAsia="Malgun Gothic"/>
+                <w:color w:val="000000"/>
+                <w:sz w:val="22"/>
+              </w:rPr>
               <w:t>{{deliveryConfirmationMark}}</w:t>
             </w:r>
           </w:p>
@@ -2159,7 +2496,15 @@
             <w:vAlign w:val="center"/>
           </w:tcPr>
           <w:p>
+            <w:pPr>
+              <w:spacing w:before="40" w:after="60" w:line="276" w:lineRule="auto"/>
+            </w:pPr>
             <w:r>
+              <w:rPr>
+                <w:rFonts w:ascii="Malgun Gothic" w:hAnsi="Malgun Gothic" w:eastAsia="Malgun Gothic"/>
+                <w:color w:val="000000"/>
+                <w:sz w:val="22"/>
+              </w:rPr>
               <w:t>{{deliveryConfirmationDate}}</w:t>
             </w:r>
           </w:p>
@@ -2167,13 +2512,13 @@
       </w:tr>
       <w:tr>
         <w:trPr>
-          <w:trHeight w:val="1671"/>
           <w:jc w:val="center"/>
+          <w:cantSplit/>
         </w:trPr>
         <w:tc>
           <w:tcPr>
             <w:tcW w:w="1838" w:type="dxa"/>
-            <w:shd w:val="clear" w:color="auto" w:fill="D9D9D9" w:themeFill="background1" w:themeFillShade="D9"/>
+            <w:shd w:val="clear" w:color="auto" w:fill="F2F4F7" w:themeFill="background1" w:themeFillShade="D9"/>
             <w:tcMar>
               <w:left w:w="57" w:type="dxa"/>
               <w:right w:w="57" w:type="dxa"/>
@@ -2182,6 +2527,7 @@
           </w:tcPr>
           <w:p>
             <w:pPr>
+              <w:spacing w:before="40" w:after="60" w:line="276" w:lineRule="auto"/>
               <w:jc w:val="center"/>
               <w:rPr>
                 <w:rFonts w:eastAsia="맑은 고딕"/>
@@ -2192,9 +2538,9 @@
             </w:pPr>
             <w:r>
               <w:rPr>
-                <w:rFonts w:eastAsia="맑은 고딕"/>
+                <w:rFonts w:eastAsia="Malgun Gothic" w:ascii="Malgun Gothic" w:hAnsi="Malgun Gothic"/>
                 <w:color w:val="000000"/>
-                <w:sz w:val="16"/>
+                <w:sz w:val="22"/>
                 <w:szCs w:val="16"/>
               </w:rPr>
               <w:t>Note</w:t>
@@ -2205,9 +2551,18 @@
           <w:tcPr>
             <w:tcW w:w="7796" w:type="dxa"/>
             <w:gridSpan w:val="6"/>
+            <w:vAlign w:val="center"/>
           </w:tcPr>
           <w:p>
+            <w:pPr>
+              <w:spacing w:before="40" w:after="60" w:line="276" w:lineRule="auto"/>
+            </w:pPr>
             <w:r>
+              <w:rPr>
+                <w:rFonts w:ascii="Malgun Gothic" w:hAnsi="Malgun Gothic" w:eastAsia="Malgun Gothic"/>
+                <w:color w:val="000000"/>
+                <w:sz w:val="22"/>
+              </w:rPr>
               <w:t>{{note}}</w:t>
             </w:r>
           </w:p>
@@ -2216,6 +2571,7 @@
     </w:tbl>
     <w:p>
       <w:pPr>
+        <w:spacing w:before="40" w:after="60" w:line="276" w:lineRule="auto"/>
         <w:rPr>
           <w:lang w:eastAsia="ko-KR"/>
         </w:rPr>
@@ -2229,7 +2585,7 @@
       <w:headerReference w:type="first" r:id="rId12"/>
       <w:footerReference w:type="first" r:id="rId13"/>
       <w:pgSz w:w="11906" w:h="16838" w:code="9"/>
-      <w:pgMar w:top="1418" w:right="1134" w:bottom="1418" w:left="1134" w:header="851" w:footer="454" w:gutter="0"/>
+      <w:pgMar w:top="1077" w:right="1020" w:bottom="1077" w:left="1020" w:header="851" w:footer="454" w:gutter="0"/>
       <w:cols w:space="425"/>
       <w:docGrid w:linePitch="360"/>
     </w:sectPr>
@@ -11556,10 +11912,14 @@
     <w:name w:val="Normal"/>
     <w:qFormat/>
     <w:rsid w:val="0047473C"/>
+    <w:pPr>
+      <w:spacing w:after="100" w:line="276" w:lineRule="auto"/>
+    </w:pPr>
     <w:rPr>
-      <w:rFonts w:ascii="Times New Roman" w:hAnsi="Times New Roman" w:cs="Times New Roman"/>
+      <w:rFonts w:ascii="Malgun Gothic" w:hAnsi="Malgun Gothic" w:cs="Times New Roman"/>
+      <w:color w:val="000000"/>
       <w:kern w:val="0"/>
-      <w:sz w:val="24"/>
+      <w:sz w:val="22"/>
       <w:szCs w:val="20"/>
       <w:lang w:eastAsia="en-US"/>
     </w:rPr>
@@ -11820,6 +12180,9 @@
       <w:szCs w:val="24"/>
       <w:lang w:val="cs-CZ" w:eastAsia="cs-CZ"/>
     </w:rPr>
+  </w:style>
+  <w:style w:type="paragraph" w:customStyle="1" w:styleId="Title">
+    <w:name w:val="Title"/>
   </w:style>
 </w:styles>
 </file>
